--- a/res/synthetic_fascicoli/fascicoli/fascicolo_sintetico_017/sentenza.docx
+++ b/res/synthetic_fascicoli/fascicoli/fascicolo_sintetico_017/sentenza.docx
@@ -338,7 +338,7 @@
               <w:rStyle w:val="PlaceholderText"/>
               <w:lang w:val="en-US"/>
             </w:rPr>
-            <w:t>275/2025</w:t>
+            <w:t/>
           </w:r>
         </w:sdtContent>
       </w:sdt>
@@ -400,7 +400,7 @@
               <w:rStyle w:val="PlaceholderText"/>
               <w:lang w:val="en-US"/>
             </w:rPr>
-            <w:t>Elena Rossi-Silva, Matteo Gallo</w:t>
+            <w:t>Beatriz Maria Silva-Souza, Antonio Nunes-Rodrigues-Silva-Ribeiro</w:t>
           </w:r>
         </w:sdtContent>
       </w:sdt>
@@ -444,7 +444,7 @@
               <w:rStyle w:val="PlaceholderText"/>
               <w:lang w:val="en-US"/>
             </w:rPr>
-            <w:t>Elena Rossi, Sara Marini</w:t>
+            <w:t>Rafael Nunes</w:t>
           </w:r>
         </w:sdtContent>
       </w:sdt>
@@ -805,7 +805,7 @@
             <w:rPr>
               <w:rStyle w:val="PlaceholderText"/>
             </w:rPr>
-            <w:t>06-06-2024</w:t>
+            <w:t>29-05-2025</w:t>
           </w:r>
         </w:sdtContent>
       </w:sdt>
@@ -950,7 +950,7 @@
             <w:rPr>
               <w:rStyle w:val="PlaceholderText"/>
             </w:rPr>
-            <w:t>SI</w:t>
+            <w:t/>
           </w:r>
         </w:sdtContent>
       </w:sdt>
@@ -1034,7 +1034,7 @@
             <w:rPr>
               <w:rStyle w:val="PlaceholderText"/>
             </w:rPr>
-            <w:t>Davide Maria Lombardi</w:t>
+            <w:t>Pedro Carlos Oliveira</w:t>
           </w:r>
         </w:sdtContent>
       </w:sdt>
@@ -1092,7 +1092,7 @@
               <w:rStyle w:val="PlaceholderText"/>
               <w:lang w:val="en-US"/>
             </w:rPr>
-            <w:t>Bergamo</w:t>
+            <w:t>Cremona</w:t>
           </w:r>
         </w:sdtContent>
       </w:sdt>
@@ -1149,7 +1149,7 @@
               <w:rStyle w:val="PlaceholderText"/>
               <w:lang w:val="en-US"/>
             </w:rPr>
-            <w:t>18-07-1843</w:t>
+            <w:t>09-11-1942</w:t>
           </w:r>
         </w:sdtContent>
       </w:sdt>
@@ -1368,7 +1368,7 @@
               <w:rStyle w:val="PlaceholderText"/>
               <w:lang w:val="en-US"/>
             </w:rPr>
-            <w:t>Linea di discendenza allegata: Davide Maria Lombardi -&gt; Elena Luz Rossi -&gt; Davide Luz Gallo -&gt; Matteo Gallo -&gt; Elena Rossi</w:t>
+            <w:t>Linea di discendenza allegata: Pedro Carlos Oliveira -&gt; Fernanda Ribeiro -&gt; Rafael Silva-Ribeiro -&gt; Joao Luis Rodrigues-Silva-Ribeiro -&gt; Antonio Nunes-Rodrigues-Silva-Ribeiro -&gt; Beatriz Maria Silva</w:t>
           </w:r>
         </w:sdtContent>
       </w:sdt>
@@ -2513,7 +2513,7 @@
               <w:rStyle w:val="PlaceholderText"/>
               <w:lang w:val="en-US"/>
             </w:rPr>
-            <w:t>Quest'ultima norma non si applica dunque al presente ricorso, iscritto a ruolo prima del 27.3.25.</w:t>
+            <w:t/>
           </w:r>
         </w:p>
       </w:sdtContent>
@@ -3247,9 +3247,9 @@
               <w:rStyle w:val="PlaceholderText"/>
               <w:lang w:val="en-US"/>
             </w:rPr>
-            <w:t>Elena Rossi-Silva, nata a  il </w:t>
+            <w:t>Beatriz Maria Silva-Souza, nata a Recife il 09-11-2010</w:t>
             <w:br/>
-            <w:t>Matteo Gallo, nato/a a  il </w:t>
+            <w:t>Antonio Nunes-Rodrigues-Silva-Ribeiro, nato a Curitiba il 21-12-2006</w:t>
           </w:r>
         </w:p>
       </w:sdtContent>
